--- a/HCM_KS25_CNTT7_TrinhThiHongQuyen_De5.docx
+++ b/HCM_KS25_CNTT7_TrinhThiHongQuyen_De5.docx
@@ -600,18 +600,18 @@
         </w:rPr>
         <w:lastRenderedPageBreak/>
         <w:drawing>
-          <wp:anchor distT="0" distB="0" distL="114300" distR="114300" simplePos="0" relativeHeight="251661312" behindDoc="0" locked="0" layoutInCell="1" allowOverlap="1" wp14:anchorId="76245784" wp14:editId="69A9FC43">
+          <wp:anchor distT="0" distB="0" distL="114300" distR="114300" simplePos="0" relativeHeight="251661312" behindDoc="0" locked="0" layoutInCell="1" allowOverlap="1" wp14:anchorId="50833BC6" wp14:editId="56F125DA">
             <wp:simplePos x="0" y="0"/>
             <wp:positionH relativeFrom="column">
-              <wp:posOffset>-126609</wp:posOffset>
+              <wp:posOffset>0</wp:posOffset>
             </wp:positionH>
             <wp:positionV relativeFrom="paragraph">
-              <wp:posOffset>440</wp:posOffset>
+              <wp:posOffset>173797</wp:posOffset>
             </wp:positionV>
-            <wp:extent cx="5943600" cy="3215640"/>
-            <wp:effectExtent l="0" t="0" r="0" b="3810"/>
+            <wp:extent cx="5943600" cy="3842385"/>
+            <wp:effectExtent l="0" t="0" r="0" b="5715"/>
             <wp:wrapSquare wrapText="bothSides"/>
-            <wp:docPr id="365051471" name="Hình ảnh 1"/>
+            <wp:docPr id="1308770779" name="Hình ảnh 1"/>
             <wp:cNvGraphicFramePr>
               <a:graphicFrameLocks xmlns:a="http://schemas.openxmlformats.org/drawingml/2006/main" noChangeAspect="1"/>
             </wp:cNvGraphicFramePr>
@@ -619,7 +619,7 @@
               <a:graphicData uri="http://schemas.openxmlformats.org/drawingml/2006/picture">
                 <pic:pic xmlns:pic="http://schemas.openxmlformats.org/drawingml/2006/picture">
                   <pic:nvPicPr>
-                    <pic:cNvPr id="365051471" name=""/>
+                    <pic:cNvPr id="1308770779" name=""/>
                     <pic:cNvPicPr/>
                   </pic:nvPicPr>
                   <pic:blipFill>
@@ -631,7 +631,7 @@
                   <pic:spPr>
                     <a:xfrm>
                       <a:off x="0" y="0"/>
-                      <a:ext cx="5943600" cy="3215640"/>
+                      <a:ext cx="5943600" cy="3842385"/>
                     </a:xfrm>
                     <a:prstGeom prst="rect">
                       <a:avLst/>
@@ -737,7 +737,7 @@
           </w:tcPr>
           <w:p>
             <w:r>
-              <w:t>MonAn</w:t>
+              <w:t>Order_Dish</w:t>
             </w:r>
           </w:p>
         </w:tc>
@@ -1021,7 +1021,11 @@
             </w:r>
             <w:proofErr w:type="gramStart"/>
             <w:r>
-              <w:t>giao  vẫn</w:t>
+              <w:t xml:space="preserve">giao  </w:t>
+            </w:r>
+            <w:r>
+              <w:lastRenderedPageBreak/>
+              <w:t>vẫn</w:t>
             </w:r>
             <w:proofErr w:type="gramEnd"/>
             <w:r>
@@ -1035,6 +1039,7 @@
           </w:tcPr>
           <w:p>
             <w:r>
+              <w:lastRenderedPageBreak/>
               <w:t>Vi phạm tính nhất quán</w:t>
             </w:r>
           </w:p>
@@ -1048,7 +1053,11 @@
               <w:t xml:space="preserve">Bắt buộc phải </w:t>
             </w:r>
             <w:r>
-              <w:t xml:space="preserve">chọn ngày giao/ khung giờ giao </w:t>
+              <w:t xml:space="preserve">chọn ngày giao/ khung giờ </w:t>
+            </w:r>
+            <w:r>
+              <w:lastRenderedPageBreak/>
+              <w:t xml:space="preserve">giao </w:t>
             </w:r>
             <w:r>
               <w:t>mới</w:t>
@@ -1076,6 +1085,7 @@
                 <w:b/>
                 <w:bCs/>
               </w:rPr>
+              <w:lastRenderedPageBreak/>
               <w:t>4</w:t>
             </w:r>
           </w:p>
@@ -1118,11 +1128,7 @@
               <w:t>hi nhánh đã đạt tối đa đơn hàng</w:t>
             </w:r>
             <w:r>
-              <w:t xml:space="preserve"> thì </w:t>
-            </w:r>
-            <w:r>
-              <w:lastRenderedPageBreak/>
-              <w:t>báo lỗi và có nút quay lại bước 3</w:t>
+              <w:t xml:space="preserve"> thì báo lỗi và có nút quay lại bước 3</w:t>
             </w:r>
           </w:p>
         </w:tc>
@@ -1204,7 +1210,11 @@
           <w:tcPr>
             <w:tcW w:w="4675" w:type="dxa"/>
           </w:tcPr>
-          <w:p/>
+          <w:p>
+            <w:r>
+              <w:t>Giúp người dùng có thể thao tác dễ dàng</w:t>
+            </w:r>
+          </w:p>
         </w:tc>
       </w:tr>
       <w:tr>
@@ -1222,7 +1232,11 @@
           <w:tcPr>
             <w:tcW w:w="4675" w:type="dxa"/>
           </w:tcPr>
-          <w:p/>
+          <w:p>
+            <w:r>
+              <w:t>Đảm bảo để có thể đặt được đơn hàng</w:t>
+            </w:r>
+          </w:p>
         </w:tc>
       </w:tr>
       <w:tr>
@@ -1240,7 +1254,14 @@
           <w:tcPr>
             <w:tcW w:w="4675" w:type="dxa"/>
           </w:tcPr>
-          <w:p/>
+          <w:p>
+            <w:r>
+              <w:t>Giúp người dùng có thể biết</w:t>
+            </w:r>
+            <w:r>
+              <w:t xml:space="preserve"> được luồng hoạt động</w:t>
+            </w:r>
+          </w:p>
         </w:tc>
       </w:tr>
       <w:tr>
@@ -1258,7 +1279,11 @@
           <w:tcPr>
             <w:tcW w:w="4675" w:type="dxa"/>
           </w:tcPr>
-          <w:p/>
+          <w:p>
+            <w:r>
+              <w:t>Giúp người dùng có thể biết được có những thuộc tính gì</w:t>
+            </w:r>
+          </w:p>
         </w:tc>
       </w:tr>
     </w:tbl>
